--- a/rapports/16_02_2026/GNING/coh_EQ25_sup_062101000016.docx
+++ b/rapports/16_02_2026/GNING/coh_EQ25_sup_062101000016.docx
@@ -25,7 +25,7 @@
         <w:br/>
         <w:t>Grappe: 062101000016</w:t>
         <w:br/>
-        <w:t>Date: 16/02/2026 a 12:40</w:t>
+        <w:t>Date: 16/02/2026 a 12:58</w:t>
       </w:r>
     </w:p>
     <w:p/>
@@ -3844,11 +3844,11 @@
         <w:rPr>
           <w:sz w:val="20"/>
         </w:rPr>
+        <w:t xml:space="preserve">- La main d'oeuvre familiale pour AL DIOUMA Diallo ayant travaillé dans cette entreprise réparation de moto aucours des 12 derniers mois n'est pas renseigner. Prière de reneigner toutes les informations qui lui concerne. </w:t>
+        <w:br/>
         <w:t xml:space="preserve">- La main d'oeuvre familiale pour AL DIOUMA Diallo ayant travaillé dans cette entreprise vente de omo aucours des 12 derniers mois n'est pas renseigner. Prière de reneigner toutes les informations qui lui concerne. </w:t>
         <w:br/>
-        <w:t xml:space="preserve">- Le montant dépensé de L'entreprise vente de légumes pour l'achat de ces marchandises revendues en état, sans transformation ne peut être supérieur aux montants obtenus sur la revente de marchandises achetées et revendues en état au cours des 30 derniers jours ou durant le dernier mois où l'entreprise a fonctionné (s10q47 &gt; s10q46), prière de corriger. </w:t>
-        <w:br/>
-        <w:t>- Le salaire qu'une personne de cette catégorie (10.62) a travaillé(e) dans cette entreprise réparation de moto est élevé ou faible. Prière de confirmer cette information avec le QG ou de corriger.</w:t>
+        <w:t>- Le montant dépensé de L'entreprise vente de légumes pour l'achat de ces marchandises revendues en état, sans transformation ne peut être supérieur aux montants obtenus sur la revente de marchandises achetées et revendues en état au cours des 30 derniers jours ou durant le dernier mois où l'entreprise a fonctionné (s10q47 &gt; s10q46), prière de corriger.</w:t>
       </w:r>
     </w:p>
     <w:p>

--- a/rapports/16_02_2026/GNING/coh_EQ25_sup_062101000016.docx
+++ b/rapports/16_02_2026/GNING/coh_EQ25_sup_062101000016.docx
@@ -25,7 +25,7 @@
         <w:br/>
         <w:t>Grappe: 062101000016</w:t>
         <w:br/>
-        <w:t>Date: 16/02/2026 a 12:58</w:t>
+        <w:t>Date: 16/02/2026 a 13:05</w:t>
       </w:r>
     </w:p>
     <w:p/>
@@ -992,7 +992,7 @@
         <w:rPr>
           <w:sz w:val="20"/>
         </w:rPr>
-        <w:t>- Attention ! Le prix unitaire d'achat (1500 Fcfa) de Vinaigre de vin en Bouteille 1l (taille unique) est relativement élevé par rapport aux autres prix observés dans cette zone. Prière de corriger ou de confirmer avec le QG. Attention ! Le prix unitaire d'achat (3000 Fcfa) de Viande de bœuf: filet, faux-filet en Kg (taille unique) est relativement faible par rapport aux autres prix observés dans cette zone. Prière de corriger ou de confirmer avec le QG. Avertissement!!! Le ménage a consommé 10 Cuillère Petit de Chocolat pâte à tartiner, cette quantité semble anormale pour une consommation des 7 derniers jours.Prière de corriger ou de confirmer avec le QG. Incohérence!! Dans ce ménage, chaque individus consomme par jour 29.53041 Kg  de cereale; Prière de revoir les quantités prises de ces produits. Incohérence!! Dans ce ménage, chaque individus consomme par jour 29.53041 Kg  de cereale; Prière de revoir les quantités prises de ces produits. Le prix d'achat unitaire (150 Fcfa) de Maïs en grain en Kg de taille  taille unique  est très faible, prière de regarder les reponses prises dans les questions s07bq07a s07bq07b s07bq07c s07bq08 pour mieux corriger. Incohérence!! Dans ce ménage, chaque individus consomme par jour 29.53041 Kg  de cereale; Prière de revoir les quantités prises de ces produits. Le prix d'achat unitaire (200 Fcfa) de Mil en Kg de taille  taille unique  est très faible, prière de regarder les reponses prises dans les questions s07bq07a s07bq07b s07bq07c s07bq08 pour mieux corriger.</w:t>
+        <w:t>- Attention ! Le prix unitaire d'achat (1500 Fcfa) de Vinaigre de vin en Bouteille 1l (taille unique) est relativement élevé par rapport aux autres prix observés dans cette zone. Prière de corriger ou de confirmer avec le QG. Attention ! Le prix unitaire d'achat (3000 Fcfa) de Viande de bœuf: filet, faux-filet en Kg (taille unique) est relativement faible par rapport aux autres prix observés dans cette zone. Prière de corriger ou de confirmer avec le QG. Avertissement!!! Le ménage a consommé 10 Cuillère Petit de Chocolat pâte à tartiner, cette quantité semble anormale pour une consommation des 7 derniers jours.Prière de corriger ou de confirmer avec le QG. Incohérence!! Dans ce ménage, chaque individus consomme par jour 55.45633 Kg  de cereale; Prière de revoir les quantités prises de ces produits. Incohérence!! Dans ce ménage, chaque individus consomme par jour 55.45633 Kg  de cereale; Prière de revoir les quantités prises de ces produits. Le prix d'achat unitaire (150 Fcfa) de Maïs en grain en Kg de taille  taille unique  est très faible, prière de regarder les reponses prises dans les questions s07bq07a s07bq07b s07bq07c s07bq08 pour mieux corriger. Incohérence!! Dans ce ménage, chaque individus consomme par jour 55.45633 Kg  de cereale; Prière de revoir les quantités prises de ces produits. Le prix d'achat unitaire (200 Fcfa) de Mil en Kg de taille  taille unique  est très faible, prière de regarder les reponses prises dans les questions s07bq07a s07bq07b s07bq07c s07bq08 pour mieux corriger.</w:t>
       </w:r>
     </w:p>
     <w:p>
@@ -1036,7 +1036,9 @@
         </w:rPr>
         <w:t xml:space="preserve">- Attention ! Bonbonne de gaz a été achété à 25000 Fcfa est relativement élevé par rapport aux autres prix d'achat observés dans cette zone. Prière de corriger ou de confirmer avec le QG. </w:t>
         <w:br/>
-        <w:t>- Attention ! Mixeur/Presse-fruits non électrique a été achété à 25000 Fcfa est relativement élevé par rapport aux autres prix d'achat observés dans cette zone. Prière de corriger ou de confirmer avec le QG.</w:t>
+        <w:t xml:space="preserve">- Attention ! Four à micro-onde ou électrique a été achété à 45000 Fcfa est relativement élevé par rapport aux autres prix d'achat observés dans cette zone. Prière de corriger ou de confirmer avec le QG. Attention ! Four à micro-onde ou électrique a été revendu à 40000 Fcfa qui est relativement élevé par rapport aux autres prix de revente observés dans cette zone. Prière de corriger ou de confirmer avec le QG. </w:t>
+        <w:br/>
+        <w:t>- Attention ! Mixeur/Presse-fruits non électrique a été achété à 25000 Fcfa est relativement élevé par rapport aux autres prix d'achat observés dans cette zone. Prière de corriger ou de confirmer avec le QG. Attention ! Mixeur/Presse-fruits non électrique a été revendu à 20000 Fcfa qui est relativement élevé par rapport aux autres prix de revente observés dans cette zone. Prière de corriger ou de confirmer avec le QG.</w:t>
       </w:r>
     </w:p>
     <w:p>
@@ -1554,7 +1556,7 @@
         <w:rPr>
           <w:sz w:val="20"/>
         </w:rPr>
-        <w:t>- Attention ! Le prix unitaire d'achat (2000 Fcfa) de Banane douce en Kg (taille unique) est relativement élevé par rapport aux autres prix observés dans cette zone. Prière de corriger ou de confirmer avec le QG. Avertissement!!! Le ménage a consommé 7 Paquet Petit de Thé en sachet, cette quantité semble anormale pour une consommation des 7 derniers jours.Prière de corriger ou de confirmer avec le QG. Avertissement!! le prix unitaire (100 Fcfa) de Thé en sachet (unité: Paquet) de taille Petit est très faible ou élevé. Prière de corriger ou de confirmer avec le QG. Avertissement!!! Le ménage a consommé 9 Litre taille unique de Lait frais de vache, cette quantité semble anormale pour une consommation des 7 derniers jours.Prière de corriger ou de confirmer avec le QG. Incohérence!! Dans ce ménage, chaque individus consomme par jour 54.486 Kg  de cereale; Prière de revoir les quantités prises de ces produits.</w:t>
+        <w:t>- Attention ! Le prix unitaire d'achat (2000 Fcfa) de Banane douce en Kg (taille unique) est relativement élevé par rapport aux autres prix observés dans cette zone. Prière de corriger ou de confirmer avec le QG. Attention ! Le prix unitaire d'achat (25 Fcfa) de Piment séché en Sachets (Tres petit) est relativement faible par rapport aux autres prix observés dans cette zone. Prière de corriger ou de confirmer avec le QG. Attention ! Le prix unitaire d'achat (50 Fcfa) de Patate douce en Pièce (Petit) est relativement faible par rapport aux autres prix observés dans cette zone. Prière de corriger ou de confirmer avec le QG. Attention ! Le prix unitaire d'achat (50 Fcfa) de Poivron frais en Pièce (Petit) est relativement faible par rapport aux autres prix observés dans cette zone. Prière de corriger ou de confirmer avec le QG. Avertissement!!! Le ménage a consommé 7 Paquet Petit de Thé en sachet, cette quantité semble anormale pour une consommation des 7 derniers jours.Prière de corriger ou de confirmer avec le QG. Avertissement!! le prix unitaire (100 Fcfa) de Thé en sachet (unité: Paquet) de taille Petit est très faible ou élevé. Prière de corriger ou de confirmer avec le QG. Avertissement!!! Le ménage a consommé 9 Litre taille unique de Lait frais de vache, cette quantité semble anormale pour une consommation des 7 derniers jours.Prière de corriger ou de confirmer avec le QG. Incohérence!! Dans ce ménage, chaque individus consomme par jour 87.95029 Kg  de cereale; Prière de revoir les quantités prises de ces produits.</w:t>
       </w:r>
     </w:p>
     <w:p>
@@ -2087,7 +2089,7 @@
         <w:rPr>
           <w:sz w:val="20"/>
         </w:rPr>
-        <w:t>- Attention ! Le prix unitaire d'achat (200 Fcfa) de Sel en Sachets (Moyen) est relativement élevé par rapport aux autres prix observés dans cette zone. Prière de corriger ou de confirmer avec le QG. Attention ! Soupçons de quantité anormale! Le ménage de TAMSIR SOW avec une taille de 6 personnes a consommé 13 Sachets en Petit de Piment séché qui est relativement élevé comme consommation par rapport à la condition de vie des autres ménages de même taille dans cette zone. Prière de corriger ou de confirmer avec le QG. Attention ! Soupçons de quantité anormale! Le ménage de TAMSIR SOW avec une taille de 6 personnes a consommé 5 Verre ( à thé) en taille unique de Vinaigre de vin qui est relativement élevé comme consommation par rapport à la condition de vie des autres ménages de même taille dans cette zone. Prière de corriger ou de confirmer avec le QG. Attention ! Soupçons de quantité anormale! Le ménage de TAMSIR SOW avec une taille de 6 personnes a consommé 9 Tas en Petit de Feuilles de  Haricot qui est relativement élevé comme consommation par rapport à la condition de vie des autres ménages de même taille dans cette zone. Prière de corriger ou de confirmer avec le QG. Avertissement!!! Le ménage a consommé 16 Pièce Moyen de Capitaine frais, cette quantité semble anormale pour une consommation des 7 derniers jours.Prière de corriger ou de confirmer avec le QG. Incohérence!! Dans ce ménage, chaque individus consomme par jour 12.46119 Kg  de cereale; Prière de revoir les quantités prises de ces produits.</w:t>
+        <w:t>- Attention ! Le prix unitaire d'achat (200 Fcfa) de Sel en Sachets (Moyen) est relativement élevé par rapport aux autres prix observés dans cette zone. Prière de corriger ou de confirmer avec le QG. Attention ! Soupçons de quantité anormale! Le ménage de TAMSIR SOW avec une taille de 6 personnes a consommé 13 Sachets en Petit de Piment séché qui est relativement élevé comme consommation par rapport à la condition de vie des autres ménages de même taille dans cette zone. Prière de corriger ou de confirmer avec le QG. Attention ! Soupçons de quantité anormale! Le ménage de TAMSIR SOW avec une taille de 6 personnes a consommé 5 Verre ( à thé) en taille unique de Vinaigre de vin qui est relativement élevé comme consommation par rapport à la condition de vie des autres ménages de même taille dans cette zone. Prière de corriger ou de confirmer avec le QG. Attention ! Soupçons de quantité anormale! Le ménage de TAMSIR SOW avec une taille de 6 personnes a consommé 9 Tas en Petit de Feuilles de  Haricot qui est relativement élevé comme consommation par rapport à la condition de vie des autres ménages de même taille dans cette zone. Prière de corriger ou de confirmer avec le QG. Avertissement!!! Le ménage a consommé 16 Pièce Moyen de Capitaine frais, cette quantité semble anormale pour une consommation des 7 derniers jours.Prière de corriger ou de confirmer avec le QG. Incohérence!! Dans ce ménage, chaque individus consomme par jour 25.34214 Kg  de cereale; Prière de revoir les quantités prises de ces produits.</w:t>
       </w:r>
     </w:p>
     <w:p>
@@ -2655,7 +2657,7 @@
         <w:rPr>
           <w:sz w:val="20"/>
         </w:rPr>
-        <w:t>- Attention ! Le prix unitaire d'achat (700 Fcfa) de Viande de bœuf: filet, faux-filet en Kg (taille unique) est relativement faible par rapport aux autres prix observés dans cette zone. Prière de corriger ou de confirmer avec le QG. Avertissement!! La quantité (4.5 litre) du produit Huile de soja  consommée  par le ménage semble très élevé, prière de corriger ou confirmer avec le QG. Avertissement!!! Le ménage a consommé 7 Paquet Petit de Thé en sachet, cette quantité semble anormale pour une consommation des 7 derniers jours.Prière de corriger ou de confirmer avec le QG. Avertissement!! le prix unitaire (100 Fcfa) de Thé en sachet (unité: Paquet) de taille Petit est très faible ou élevé. Prière de corriger ou de confirmer avec le QG. Incohérence!! Dans ce ménage, chaque individus consomme par jour 25.13889 Kg  de cereale; Prière de revoir les quantités prises de ces produits. Incohérence!! Dans ce ménage, chaque individus consomme par jour 25.13889 Kg  de cereale; Prière de revoir les quantités prises de ces produits. Le prix d'achat unitaire (200 Fcfa) de Mil en Kg de taille  taille unique  est très faible, prière de regarder les reponses prises dans les questions s07bq07a s07bq07b s07bq07c s07bq08 pour mieux corriger.</w:t>
+        <w:t>- Attention ! Le prix unitaire d'achat (37.5 Fcfa) de Cube alimentaire (Maggi, Jumbo, ) en Cube (Petit) est relativement élevé par rapport aux autres prix observés dans cette zone. Prière de corriger ou de confirmer avec le QG. Attention ! Le prix unitaire d'achat (700 Fcfa) de Viande de bœuf: filet, faux-filet en Kg (taille unique) est relativement faible par rapport aux autres prix observés dans cette zone. Prière de corriger ou de confirmer avec le QG. Avertissement!! La quantité (4.5 litre) du produit Huile de soja  consommée  par le ménage semble très élevé, prière de corriger ou confirmer avec le QG. Avertissement!!! Le ménage a consommé 7 Paquet Petit de Thé en sachet, cette quantité semble anormale pour une consommation des 7 derniers jours.Prière de corriger ou de confirmer avec le QG. Avertissement!! le prix unitaire (100 Fcfa) de Thé en sachet (unité: Paquet) de taille Petit est très faible ou élevé. Prière de corriger ou de confirmer avec le QG. Incohérence!! Dans ce ménage, chaque individus consomme par jour 42.54365 Kg  de cereale; Prière de revoir les quantités prises de ces produits. Incohérence!! Dans ce ménage, chaque individus consomme par jour 42.54365 Kg  de cereale; Prière de revoir les quantités prises de ces produits. Le prix d'achat unitaire (200 Fcfa) de Mil en Kg de taille  taille unique  est très faible, prière de regarder les reponses prises dans les questions s07bq07a s07bq07b s07bq07c s07bq08 pour mieux corriger.</w:t>
       </w:r>
     </w:p>
     <w:p>
@@ -3234,7 +3236,7 @@
         <w:rPr>
           <w:sz w:val="20"/>
         </w:rPr>
-        <w:t>- Attention ! Le prix unitaire d'achat (100 Fcfa) de Citron en Pièce (Moyen) est relativement élevé par rapport aux autres prix observés dans cette zone. Prière de corriger ou de confirmer avec le QG. Avertissement!!! Le ménage a consommé 0.12 Kg taille unique de Pâte d'arachide, cette quantité semble anormale pour une consommation des 7 derniers jours. prière de corriger ou de confirmer avec le QG. Attention ! Le prix unitaire d'achat (2500 Fcfa) de Pâte d'arachide en Kg (taille unique) est relativement élevé par rapport aux autres prix observés dans cette zone. Prière de corriger ou de confirmer avec le QG. Avertissement!!! Le ménage a consommé 0.12 Litre taille unique de Huile de palme brute, cette quantité semble anormale pour une consommation des 7 derniers jours. prière de corriger ou de confirmer avec le QG. Attention ! Le prix unitaire d'achat (2500 Fcfa) de Huile de palme brute en Litre (taille unique) est relativement élevé par rapport aux autres prix observés dans cette zone. Prière de corriger ou de confirmer avec le QG. Attention ! Soupçons de quantité anormale! Le ménage de AIDA THIAM avec une taille de 4 personnes a consommé .12 Litre en taille unique de Huile de palme brute qui est relativement élevé comme consommation par rapport à la condition de vie des autres ménages de même taille dans cette zone. Prière de corriger ou de confirmer avec le QG. Avertissement!!! Le ménage a consommé 3 Paquet Petit de Thé en sachet, cette quantité semble anormale pour une consommation des 7 derniers jours.Prière de corriger ou de confirmer avec le QG. Avertissement!! le prix unitaire (150 Fcfa) de Thé en sachet (unité: Paquet) de taille Petit est très faible ou élevé. Prière de corriger ou de confirmer avec le QG. Incohérence!! Dans ce ménage, chaque individus consomme par jour 56.16286 Kg  de cereale; Prière de revoir les quantités prises de ces produits.</w:t>
+        <w:t>- Attention ! Le prix unitaire d'achat (50 Fcfa) de Sel en Sachets (Moyen) est relativement faible par rapport aux autres prix observés dans cette zone. Prière de corriger ou de confirmer avec le QG. Attention ! Le prix unitaire d'achat (650 Fcfa) de Sucre en poudre  en Kg (taille unique) est relativement élevé par rapport aux autres prix observés dans cette zone. Prière de corriger ou de confirmer avec le QG. Avertissement!!! Le ménage a consommé 0.12 Kg taille unique de Pâte d'arachide, cette quantité semble anormale pour une consommation des 7 derniers jours. prière de corriger ou de confirmer avec le QG. Attention ! Le prix unitaire d'achat (2500 Fcfa) de Pâte d'arachide en Kg (taille unique) est relativement élevé par rapport aux autres prix observés dans cette zone. Prière de corriger ou de confirmer avec le QG. Avertissement!!! Le ménage a consommé 0.12 Litre taille unique de Huile de palme brute, cette quantité semble anormale pour une consommation des 7 derniers jours. prière de corriger ou de confirmer avec le QG. Avertissement!!! Le ménage a consommé 3 Paquet Petit de Thé en sachet, cette quantité semble anormale pour une consommation des 7 derniers jours.Prière de corriger ou de confirmer avec le QG. Avertissement!! le prix unitaire (150 Fcfa) de Thé en sachet (unité: Paquet) de taille Petit est très faible ou élevé. Prière de corriger ou de confirmer avec le QG. Incohérence!! Dans ce ménage, chaque individus consomme par jour 99.28285 Kg  de cereale; Prière de revoir les quantités prises de ces produits.</w:t>
       </w:r>
     </w:p>
     <w:p>
@@ -3683,7 +3685,7 @@
         <w:rPr>
           <w:sz w:val="20"/>
         </w:rPr>
-        <w:t xml:space="preserve">- Peu probable! AL DIOUMA Diallo  n'arrive pas  à comprendre un petit texte lu dans une langue locale (s02q03). Veuillez corriger ou donner des explications au QG. Dans les milieux urbains c'est peu probable de voir une école dont les élèves ou étudiants ne dépensent pas en frais d'uniformes, prière de verifier pour AL DIOUMA Diallo et corriger ou confirmer avec le QG. </w:t>
+        <w:t xml:space="preserve">- Peu probable! AL DIOUMA Diallo  n'arrive pas  à comprendre un petit texte lu dans une langue locale (s02q03). Veuillez corriger ou donner des explications au QG. Dans les milieux urbains c'est peu probable de voir une école dont les élèves ou étudiants ne dépensent pas en frais d'uniformes, prière de verifier pour AL DIOUMA Diallo et corriger ou confirmer avec le QG. Attention ! Le frais de scolarité (6000 Fcfa) de AL DIOUMA Diallo en 4ème année de Primaire est relativement élevé par rapport aux autres frais de scolarités observés dans cette zone. Prière de corriger ou de confirmer avec le QG. </w:t>
         <w:br/>
         <w:t xml:space="preserve">- Peu probable! Dieubou Diamé  n'arrive pas  à comprendre un petit texte lu dans une langue locale (s02q03). Veuillez corriger ou donner des explications au QG. Peu probable! Dieubou Diamé  ne sait ni lire, ni écrire, ni comprendre dans aucune des langues  (s02q01,s02q02,s02q03). Veuillez corriger ou donner des explications au QG. </w:t>
         <w:br/>
@@ -3695,7 +3697,7 @@
         <w:br/>
         <w:t xml:space="preserve">- Peu probable! mamadou niang  n'arrive pas  à comprendre un petit texte lu dans une langue locale (s02q03). Veuillez corriger ou donner des explications au QG. Peu probable! mamadou niang  ne sait ni lire, ni écrire, ni comprendre dans aucune des langues  (s02q01,s02q02,s02q03). Veuillez corriger ou donner des explications au QG. </w:t>
         <w:br/>
-        <w:t>- Peu probable! moustapha Niang  n'arrive pas  à comprendre un petit texte lu dans une langue locale (s02q03). Veuillez corriger ou donner des explications au QG. Dans les milieux urbains c'est peu probable de voir une école dont les élèves ou étudiants ne dépensent pas en frais d'uniformes, prière de verifier pour moustapha Niang et corriger ou confirmer avec le QG.</w:t>
+        <w:t>- Peu probable! moustapha Niang  n'arrive pas  à comprendre un petit texte lu dans une langue locale (s02q03). Veuillez corriger ou donner des explications au QG. Dans les milieux urbains c'est peu probable de voir une école dont les élèves ou étudiants ne dépensent pas en frais d'uniformes, prière de verifier pour moustapha Niang et corriger ou confirmer avec le QG. Attention ! Le frais de scolarité (6000 Fcfa) de moustapha Niang en 4ème année de Primaire est relativement élevé par rapport aux autres frais de scolarités observés dans cette zone. Prière de corriger ou de confirmer avec le QG.</w:t>
       </w:r>
     </w:p>
     <w:p>
@@ -3802,7 +3804,7 @@
         <w:rPr>
           <w:sz w:val="20"/>
         </w:rPr>
-        <w:t>- Attention ! Le prix unitaire d'achat (75 Fcfa) de Carotte en Pièce (Moyen) est relativement faible par rapport aux autres prix observés dans cette zone. Prière de corriger ou de confirmer avec le QG. Avertissement!! La quantité (4.75 litre) du produit Huile de soja  consommée  par le ménage semble très élevé, prière de corriger ou confirmer avec le QG. Avertissement!!! Le ménage a consommé 7 Paquet Petit de Thé en sachet, cette quantité semble anormale pour une consommation des 7 derniers jours.Prière de corriger ou de confirmer avec le QG. Avertissement!! le prix unitaire (100 Fcfa) de Thé en sachet (unité: Paquet) de taille Petit est très faible ou élevé. Prière de corriger ou de confirmer avec le QG. Incohérence!! Dans ce ménage, chaque individus consomme par jour 25.25651 Kg  de cereale; Prière de revoir les quantités prises de ces produits. Le prix d'achat unitaire (225 Fcfa) de Maïs en grain en Kg de taille  taille unique  est très faible, prière de regarder les reponses prises dans les questions s07bq07a s07bq07b s07bq07c s07bq08 pour mieux corriger. Incohérence!! Dans ce ménage, chaque individus consomme par jour 25.25651 Kg  de cereale; Prière de revoir les quantités prises de ces produits. Le prix d'achat unitaire (3750 Fcfa) de Riz brisé importé en Kg de taille taille unique semble élevé, prière de regarder les reponses prises dans les questions s07bq07a s07bq07b s07bq07c s07bq08 pour mieux corriger. Attention ! Le prix unitaire d'achat (3750 Fcfa) de Riz brisé importé en Kg (taille unique) est relativement élevé par rapport aux autres prix observés dans cette zone. Prière de corriger ou de confirmer avec le QG.</w:t>
+        <w:t>- Attention ! Le prix unitaire d'achat (50 Fcfa) de Poivron frais en Pièce (Petit) est relativement faible par rapport aux autres prix observés dans cette zone. Prière de corriger ou de confirmer avec le QG. Attention ! Le prix unitaire d'achat (700 Fcfa) de Sucre en poudre  en Kg (taille unique) est relativement élevé par rapport aux autres prix observés dans cette zone. Prière de corriger ou de confirmer avec le QG. Attention ! Le prix unitaire d'achat (75 Fcfa) de Carotte en Pièce (Moyen) est relativement faible par rapport aux autres prix observés dans cette zone. Prière de corriger ou de confirmer avec le QG. Attention ! Soupçons de quantité anormale! Le ménage de SETTE NIANG avec une taille de 9 personnes a consommé 10 Morceau (Portion) en Petit de Manioc en tubercules qui est relativement élevé comme consommation par rapport à la condition de vie des autres ménages de même taille dans cette zone. Prière de corriger ou de confirmer avec le QG. Avertissement!! La quantité (4.75 litre) du produit Huile de soja  consommée  par le ménage semble très élevé, prière de corriger ou confirmer avec le QG. Avertissement!!! Le ménage a consommé 7 Paquet Petit de Thé en sachet, cette quantité semble anormale pour une consommation des 7 derniers jours.Prière de corriger ou de confirmer avec le QG. Avertissement!! le prix unitaire (100 Fcfa) de Thé en sachet (unité: Paquet) de taille Petit est très faible ou élevé. Prière de corriger ou de confirmer avec le QG. Incohérence!! Dans ce ménage, chaque individus consomme par jour 47.88143 Kg  de cereale; Prière de revoir les quantités prises de ces produits. Le prix d'achat unitaire (225 Fcfa) de Maïs en grain en Kg de taille  taille unique  est très faible, prière de regarder les reponses prises dans les questions s07bq07a s07bq07b s07bq07c s07bq08 pour mieux corriger. Incohérence!! Dans ce ménage, chaque individus consomme par jour 47.88143 Kg  de cereale; Prière de revoir les quantités prises de ces produits. Le prix d'achat unitaire (3750 Fcfa) de Riz brisé importé en Kg de taille taille unique semble élevé, prière de regarder les reponses prises dans les questions s07bq07a s07bq07b s07bq07c s07bq08 pour mieux corriger. Attention ! Le prix unitaire d'achat (3750 Fcfa) de Riz brisé importé en Kg (taille unique) est relativement élevé par rapport aux autres prix observés dans cette zone. Prière de corriger ou de confirmer avec le QG.</w:t>
       </w:r>
     </w:p>
     <w:p>
@@ -3844,7 +3846,7 @@
         <w:rPr>
           <w:sz w:val="20"/>
         </w:rPr>
-        <w:t xml:space="preserve">- La main d'oeuvre familiale pour AL DIOUMA Diallo ayant travaillé dans cette entreprise réparation de moto aucours des 12 derniers mois n'est pas renseigner. Prière de reneigner toutes les informations qui lui concerne. </w:t>
+        <w:t xml:space="preserve">- La main d'oeuvre familiale pour AL DIOUMA Diallo ayant travaillé dans cette entreprise réparation de moto aucours des 12 derniers mois n'est pas renseigner. Prière de reneigner toutes les informations qui lui concerne. Le salaire qu'une personne de cette catégorie (10.62) a travaillé(e) dans cette entreprise réparation de moto est élevé ou faible. Prière de confirmer cette information avec le QG ou de corriger. </w:t>
         <w:br/>
         <w:t xml:space="preserve">- La main d'oeuvre familiale pour AL DIOUMA Diallo ayant travaillé dans cette entreprise vente de omo aucours des 12 derniers mois n'est pas renseigner. Prière de reneigner toutes les informations qui lui concerne. </w:t>
         <w:br/>
@@ -3914,29 +3916,6 @@
         <w:t xml:space="preserve">- Avertissement!! La parcelle a comme nom (parcelle 1 Mil) qui ne semble pas être un bon nom ou contient des lettres, prière de mettre le vrai nom de la parcelle. La quantité de fumure appliquée dans la parcelle parcelle 1 Mil est de 1000 Kg qui semble élevé ou ne sait pas, prière de fournir d'effort pour estimer la quantité afin de corriger. Le salaire total payé de toutes catégories confondues par le ménage SETTE NIANG pour la main-d'oeuvre non-familiale sur la parcelle parcelle 1 Mil au cours de la campagne pour la période d'entretien du sol (sarclage, etc.) est de 150 qui semble élevé ou faible. Merci de corriger. Le salaire d'une femme de 15ans et plus ayant travaillé sur la parcelle parcelle 1 Mil par jours au moment de la période d'entretien du sol (sarclage, etc.) est de 6 FCFA qui semble faible ou  élevé, prière de corriger. La superficie de la parcelle parcelle 1 Mil selon les mesures GPS est de .a hectare qui semble élevé ou faible, prière de corriger. </w:t>
         <w:br/>
         <w:t>- Avertissement!! La parcelle a comme nom (parcelle 1 Mil) qui ne semble pas être un bon nom ou contient des lettres, prière de mettre le vrai nom de la parcelle. La quantité de fumure appliquée dans la parcelle parcelle 1 Mil est de 500 Kg qui semble élevé ou ne sait pas, prière de fournir d'effort pour estimer la quantité afin de corriger. La quantité d'utilisation de NPK dans la parcelle parcelle 1 Mil est de 100 Kilogramme et semble élevé, prière de corriger. La superficie de la parcelle parcelle 1 Mil selon les mesures GPS est de .a hectare qui semble élevé ou faible, prière de corriger.</w:t>
-      </w:r>
-    </w:p>
-    <w:p>
-      <w:r>
-        <w:rPr>
-          <w:b/>
-          <w:color w:val="4672C4"/>
-          <w:sz w:val="22"/>
-        </w:rPr>
-        <w:t>&gt;&gt; Section19 - Equipements agricoles</w:t>
-      </w:r>
-    </w:p>
-    <w:p>
-      <w:pPr>
-        <w:ind w:left="283"/>
-      </w:pPr>
-      <w:r>
-        <w:rPr>
-          <w:sz w:val="20"/>
-        </w:rPr>
-        <w:t xml:space="preserve">- Attention ! Hache/pioche a été revendu à 3500 Fcfa qui est relativement élevé par rapport aux autres prix de revente observés dans cette zone. Prière de corriger ou de confirmer avec le QG. </w:t>
-        <w:br/>
-        <w:t>- Attention ! Houe/daba/hilaire a été achété à 1500 Fcfa est relativement élevé par rapport aux autres prix d'achat observés dans cette zone. Prière de corriger ou de confirmer avec le QG.</w:t>
       </w:r>
     </w:p>
     <w:p>
@@ -4412,7 +4391,7 @@
         <w:rPr>
           <w:sz w:val="20"/>
         </w:rPr>
-        <w:t>- Attention ! Le prix unitaire d'achat (200 Fcfa) de Carotte en Pièce (Moyen) est relativement élevé par rapport aux autres prix observés dans cette zone. Prière de corriger ou de confirmer avec le QG. Attention ! Soupçons de quantité anormale! Le ménage de AHMED SIDIBE avec une taille de 5 personnes a consommé 4 Verre ( à thé) en taille unique de Vinaigre de vin qui est relativement élevé comme consommation par rapport à la condition de vie des autres ménages de même taille dans cette zone. Prière de corriger ou de confirmer avec le QG. Avertissement!!! Le ménage a consommé 10 Sachets Moyen de Sucre en poudre , cette quantité semble anormale pour une consommation des 7 derniers jours.Prière de corriger ou de confirmer avec le QG. Attention ! Le prix unitaire d'achat (500 Fcfa) de Sucre en poudre  en Kg (taille unique) est relativement faible par rapport aux autres prix observés dans cette zone. Prière de corriger ou de confirmer avec le QG. Avertissement!!! Le ménage a consommé 3 Paquet Petit de Thé en sachet, cette quantité semble anormale pour une consommation des 7 derniers jours.Prière de corriger ou de confirmer avec le QG. Avertissement!! le prix unitaire (150 Fcfa) de Thé en sachet (unité: Paquet) de taille Petit est très faible ou élevé. Prière de corriger ou de confirmer avec le QG. Incohérence!! Dans ce ménage, chaque individus consomme par jour 48.53486 Kg  de cereale; Prière de revoir les quantités prises de ces produits. Incohérence!! Dans ce ménage, chaque individus consomme par jour 48.53486 Kg  de cereale; Prière de revoir les quantités prises de ces produits. Incohérence!! Dans ce ménage, chaque individus consomme par jour 48.53486 Kg  de cereale; Prière de revoir les quantités prises de ces produits. Le prix d'achat unitaire (100 Fcfa) de Mil en Kg de taille  taille unique  est très faible, prière de regarder les reponses prises dans les questions s07bq07a s07bq07b s07bq07c s07bq08 pour mieux corriger. Le prix d'achat unitaire (1 Fcfa) de Farine de blé locale ou importée en Sachets de taille Petit  est invraisemblable, prière de regarder les reponses prises dans les questions s07bq07a s07bq07b s07bq07c s07bq08 pour mieux corriger.</w:t>
+        <w:t>- Attention ! Le prix unitaire d'achat (200 Fcfa) de Carotte en Pièce (Moyen) est relativement élevé par rapport aux autres prix observés dans cette zone. Prière de corriger ou de confirmer avec le QG. Attention ! Soupçons de quantité anormale! Le ménage de AHMED SIDIBE avec une taille de 5 personnes a consommé 12 Sachets en Petit de Piment séché qui est relativement élevé comme consommation par rapport à la condition de vie des autres ménages de même taille dans cette zone. Prière de corriger ou de confirmer avec le QG. Attention ! Soupçons de quantité anormale! Le ménage de AHMED SIDIBE avec une taille de 5 personnes a consommé 4 Verre ( à thé) en taille unique de Vinaigre de vin qui est relativement élevé comme consommation par rapport à la condition de vie des autres ménages de même taille dans cette zone. Prière de corriger ou de confirmer avec le QG. Avertissement!!! Le ménage a consommé 10 Sachets Moyen de Sucre en poudre , cette quantité semble anormale pour une consommation des 7 derniers jours.Prière de corriger ou de confirmer avec le QG. Attention ! Le prix unitaire d'achat (500 Fcfa) de Sucre en poudre  en Kg (taille unique) est relativement faible par rapport aux autres prix observés dans cette zone. Prière de corriger ou de confirmer avec le QG. Avertissement!!! Le ménage a consommé 3 Paquet Petit de Thé en sachet, cette quantité semble anormale pour une consommation des 7 derniers jours.Prière de corriger ou de confirmer avec le QG. Avertissement!! le prix unitaire (150 Fcfa) de Thé en sachet (unité: Paquet) de taille Petit est très faible ou élevé. Prière de corriger ou de confirmer avec le QG. Incohérence!! Dans ce ménage, chaque individus consomme par jour 78.716 Kg  de cereale; Prière de revoir les quantités prises de ces produits. Incohérence!! Dans ce ménage, chaque individus consomme par jour 78.716 Kg  de cereale; Prière de revoir les quantités prises de ces produits. Incohérence!! Dans ce ménage, chaque individus consomme par jour 78.716 Kg  de cereale; Prière de revoir les quantités prises de ces produits. Le prix d'achat unitaire (100 Fcfa) de Mil en Kg de taille  taille unique  est très faible, prière de regarder les reponses prises dans les questions s07bq07a s07bq07b s07bq07c s07bq08 pour mieux corriger. Le prix d'achat unitaire (1 Fcfa) de Farine de blé locale ou importée en Sachets de taille Petit  est invraisemblable, prière de regarder les reponses prises dans les questions s07bq07a s07bq07b s07bq07c s07bq08 pour mieux corriger.</w:t>
       </w:r>
     </w:p>
     <w:p>
@@ -4459,27 +4438,6 @@
         <w:t xml:space="preserve">- Incohérence!! L'entreprise vendeuse de thiouraye dit avoir réçu une somme sur la revente de ces marchandises achetées et revendues en état (s10q46 est differnt de 0) mais n'a depensé aucune somme sur l'achat des marchandises revendues en état (s10q47==0), prière de fournir plus d'effort pour estimer le montant obtenu sur la depense de ces marchandises achetées et revendues en état. </w:t>
         <w:br/>
         <w:t>- Incohérence!! L'entreprise vendeuse et fabrication de creme glace dit avoir réçu une somme sur la revente de ces marchandises achetées et revendues en état (s10q46 est differnt de 0) mais n'a depensé aucune somme sur l'achat des marchandises revendues en état (s10q47==0), prière de fournir plus d'effort pour estimer le montant obtenu sur la depense de ces marchandises achetées et revendues en état. Cette entreprise vendeuse et fabrication de creme glace dit avoir obtenu une valeur sur les marchandises vendu en etat et les marchandises vendu après transformation. L'entreprise vendeuse et fabrication de creme glace est généralement une entreprise de fabrication ou transformation dont elle depense en achat de matières premières.Elle transforme le produit donc ne peut pas obtenir un montant sur la revente des marchandises achetés en état (10.46 ou 10.47). Prière de mettre 0 pour ces questions si elles n'achètent pas de marchandise en état pour les revendre en état.</w:t>
-      </w:r>
-    </w:p>
-    <w:p>
-      <w:r>
-        <w:rPr>
-          <w:b/>
-          <w:color w:val="4672C4"/>
-          <w:sz w:val="22"/>
-        </w:rPr>
-        <w:t>&gt;&gt; Section12 - Actifs du menage</w:t>
-      </w:r>
-    </w:p>
-    <w:p>
-      <w:pPr>
-        <w:ind w:left="283"/>
-      </w:pPr>
-      <w:r>
-        <w:rPr>
-          <w:sz w:val="20"/>
-        </w:rPr>
-        <w:t>- Attention ! Mixeur/Presse-fruits non électrique a été achété à 10000 Fcfa est relativement faible par rapport aux autres prix d'achat observés dans cette zone. Prière de corriger ou de confirmer avec le QG.</w:t>
       </w:r>
     </w:p>
     <w:p>
@@ -4976,7 +4934,7 @@
         <w:rPr>
           <w:sz w:val="20"/>
         </w:rPr>
-        <w:t>- Avertissement!!! Le ménage a consommé 33 Pièce Moyen de Capitaine frais, cette quantité semble anormale pour une consommation des 7 derniers jours.Prière de corriger ou de confirmer avec le QG. Avertissement!!! Le ménage a consommé 7 Paquet Petit de Thé en sachet, cette quantité semble anormale pour une consommation des 7 derniers jours.Prière de corriger ou de confirmer avec le QG. Avertissement!! le prix unitaire (125 Fcfa) de Thé en sachet (unité: Paquet) de taille Petit est très faible ou élevé. Prière de corriger ou de confirmer avec le QG. Avertissement!!! Le ménage a consommé 8 Morceau (Portion) Petit de Escargots, cette quantité semble anormale pour une consommation des 7 derniers jours.Prière de corriger ou de confirmer avec le QG. Incohérence!! Dans ce ménage, chaque individus consomme par jour 44.1219 Kg  de cereale; Prière de revoir les quantités prises de ces produits.</w:t>
+        <w:t>- Attention ! Le prix unitaire d'achat (550 Fcfa) de Sucre en poudre  en Kg (taille unique) est relativement faible par rapport aux autres prix observés dans cette zone. Prière de corriger ou de confirmer avec le QG. Attention ! Soupçons de quantité anormale! Le ménage de DIAME LY avec une taille de 6 personnes a consommé 21 Cube en Petit de Cube alimentaire (Maggi, Jumbo, ) qui est relativement élevé comme consommation par rapport à la condition de vie des autres ménages de même taille dans cette zone. Prière de corriger ou de confirmer avec le QG. Avertissement!!! Le ménage a consommé 33 Pièce Moyen de Capitaine frais, cette quantité semble anormale pour une consommation des 7 derniers jours.Prière de corriger ou de confirmer avec le QG. Avertissement!!! Le ménage a consommé 7 Paquet Petit de Thé en sachet, cette quantité semble anormale pour une consommation des 7 derniers jours.Prière de corriger ou de confirmer avec le QG. Avertissement!! le prix unitaire (125 Fcfa) de Thé en sachet (unité: Paquet) de taille Petit est très faible ou élevé. Prière de corriger ou de confirmer avec le QG. Avertissement!!! Le ménage a consommé 8 Morceau (Portion) Petit de Escargots, cette quantité semble anormale pour une consommation des 7 derniers jours.Prière de corriger ou de confirmer avec le QG. Incohérence!! Dans ce ménage, chaque individus consomme par jour 76.33024 Kg  de cereale; Prière de revoir les quantités prises de ces produits.</w:t>
       </w:r>
     </w:p>
     <w:p>
@@ -5545,7 +5503,7 @@
         <w:rPr>
           <w:sz w:val="20"/>
         </w:rPr>
-        <w:t>- Attention ! Le prix unitaire d'achat (200 Fcfa) de Arachides pilées en Sachets (Moyen) est relativement faible par rapport aux autres prix observés dans cette zone. Prière de corriger ou de confirmer avec le QG. Attention ! Le prix unitaire d'achat (26000 Fcfa) de Riz brisé importé en Sac (50 Kg) (taille unique) est relativement élevé par rapport aux autres prix observés dans cette zone. Prière de corriger ou de confirmer avec le QG. Attention ! Le prix unitaire d'achat (500 Fcfa) de Huile de palme brute en Litre (taille unique) est relativement faible par rapport aux autres prix observés dans cette zone. Prière de corriger ou de confirmer avec le QG. Attention ! Le prix unitaire d'achat (500 Fcfa) de Huile de soja  en Litre (taille unique) est relativement faible par rapport aux autres prix observés dans cette zone. Prière de corriger ou de confirmer avec le QG. Attention ! Le prix unitaire d'achat (500 Fcfa) de Poivre en Kg (taille unique) est relativement faible par rapport aux autres prix observés dans cette zone. Prière de corriger ou de confirmer avec le QG. Avertissement!!! Le ménage a consommé 10 Pièce Moyen de Capitaine frais, cette quantité semble anormale pour une consommation des 7 derniers jours.Prière de corriger ou de confirmer avec le QG. Avertissement!!! Le ménage a consommé 7 Paquet Petit de Thé en sachet, cette quantité semble anormale pour une consommation des 7 derniers jours.Prière de corriger ou de confirmer avec le QG. Avertissement!! le prix unitaire (125 Fcfa) de Thé en sachet (unité: Paquet) de taille Petit est très faible ou élevé. Prière de corriger ou de confirmer avec le QG.</w:t>
+        <w:t>- Attention ! Le prix unitaire d'achat (26000 Fcfa) de Riz brisé importé en Sac (50 Kg) (taille unique) est relativement élevé par rapport aux autres prix observés dans cette zone. Prière de corriger ou de confirmer avec le QG. Attention ! Le prix unitaire d'achat (500 Fcfa) de Huile de soja  en Litre (taille unique) est relativement faible par rapport aux autres prix observés dans cette zone. Prière de corriger ou de confirmer avec le QG. Attention ! Le prix unitaire d'achat (500 Fcfa) de Poivre en Kg (taille unique) est relativement faible par rapport aux autres prix observés dans cette zone. Prière de corriger ou de confirmer avec le QG. Avertissement!!! Le ménage a consommé 10 Pièce Moyen de Capitaine frais, cette quantité semble anormale pour une consommation des 7 derniers jours.Prière de corriger ou de confirmer avec le QG. Avertissement!!! Le ménage a consommé 7 Paquet Petit de Thé en sachet, cette quantité semble anormale pour une consommation des 7 derniers jours.Prière de corriger ou de confirmer avec le QG. Avertissement!! le prix unitaire (125 Fcfa) de Thé en sachet (unité: Paquet) de taille Petit est très faible ou élevé. Prière de corriger ou de confirmer avec le QG.</w:t>
       </w:r>
     </w:p>
     <w:p>
@@ -5567,27 +5525,6 @@
           <w:sz w:val="20"/>
         </w:rPr>
         <w:t>- Le document atteste de vos droits de propriété est Permis d’habitation et semble exister dans les modalités, prière de prendre attache avec le QG pour plus d'explication afin de la classer bien.</w:t>
-      </w:r>
-    </w:p>
-    <w:p>
-      <w:r>
-        <w:rPr>
-          <w:b/>
-          <w:color w:val="4672C4"/>
-          <w:sz w:val="22"/>
-        </w:rPr>
-        <w:t>&gt;&gt; Section12 - Actifs du menage</w:t>
-      </w:r>
-    </w:p>
-    <w:p>
-      <w:pPr>
-        <w:ind w:left="283"/>
-      </w:pPr>
-      <w:r>
-        <w:rPr>
-          <w:sz w:val="20"/>
-        </w:rPr>
-        <w:t>- Attention ! Foyers améliorés a été achété à 15000 Fcfa est relativement élevé par rapport aux autres prix d'achat observés dans cette zone. Prière de corriger ou de confirmer avec le QG.</w:t>
       </w:r>
     </w:p>
     <w:p>
@@ -6057,7 +5994,7 @@
         <w:rPr>
           <w:sz w:val="20"/>
         </w:rPr>
-        <w:t>- Attention ! Le prix unitaire d'achat (300 Fcfa) de Œufs frais en Pièce (taille unique) est relativement élevé par rapport aux autres prix observés dans cette zone. Prière de corriger ou de confirmer avec le QG. Attention ! Le prix unitaire d'achat (33.33333 Fcfa) de Piment frais en Pièce (Petit) est relativement faible par rapport aux autres prix observés dans cette zone. Prière de corriger ou de confirmer avec le QG. Attention ! Le prix unitaire d'achat (50 Fcfa) de Aubergine sauvage  en Pièce (Moyen) est relativement faible par rapport aux autres prix observés dans cette zone. Prière de corriger ou de confirmer avec le QG. Attention ! Soupçons de quantité anormale! Le ménage de DEMBA CISSE avec une taille de 5 personnes a consommé 3.5 Kg en taille unique de Sucre en poudre  qui est relativement élevé comme consommation par rapport à la condition de vie des autres ménages de même taille dans cette zone. Prière de corriger ou de confirmer avec le QG. Avertissement!! La quantité (4.75 litre) du produit Huile de soja  consommée  par le ménage semble très élevé, prière de corriger ou confirmer avec le QG. Attention ! Le prix unitaire d'achat (750 Fcfa) de Huile de soja  en Litre (taille unique) est relativement faible par rapport aux autres prix observés dans cette zone. Prière de corriger ou de confirmer avec le QG. Attention ! Soupçons de quantité anormale! Le ménage de DEMBA CISSE avec une taille de 5 personnes a consommé 4.75 Litre en taille unique de Huile de soja  qui est relativement élevé comme consommation par rapport à la condition de vie des autres ménages de même taille dans cette zone. Prière de corriger ou de confirmer avec le QG. Avertissement!!! Le ménage a consommé 7 Paquet Petit de Thé en sachet, cette quantité semble anormale pour une consommation des 7 derniers jours.Prière de corriger ou de confirmer avec le QG. Avertissement!! le prix unitaire (100 Fcfa) de Thé en sachet (unité: Paquet) de taille Petit est très faible ou élevé. Prière de corriger ou de confirmer avec le QG. Incohérence!! Dans ce ménage, chaque individus consomme par jour 41.69629 Kg  de cereale; Prière de revoir les quantités prises de ces produits. Incohérence!! Dans ce ménage, chaque individus consomme par jour 41.69629 Kg  de cereale; Prière de revoir les quantités prises de ces produits.</w:t>
+        <w:t>- Attention ! Le prix unitaire d'achat (300 Fcfa) de Œufs frais en Pièce (taille unique) est relativement élevé par rapport aux autres prix observés dans cette zone. Prière de corriger ou de confirmer avec le QG. Attention ! Le prix unitaire d'achat (33.33333 Fcfa) de Poivron frais en Pièce (Petit) est relativement faible par rapport aux autres prix observés dans cette zone. Prière de corriger ou de confirmer avec le QG. Attention ! Le prix unitaire d'achat (50 Fcfa) de Aubergine sauvage  en Pièce (Moyen) est relativement faible par rapport aux autres prix observés dans cette zone. Prière de corriger ou de confirmer avec le QG. Attention ! Le prix unitaire d'achat (500 Fcfa) de Poisson frais type 9 en Tas (Petit) est relativement faible par rapport aux autres prix observés dans cette zone. Prière de corriger ou de confirmer avec le QG. Attention ! Soupçons de quantité anormale! Le ménage de DEMBA CISSE avec une taille de 5 personnes a consommé 8 Sachets en Moyen de Lait en poudre qui est relativement élevé comme consommation par rapport à la condition de vie des autres ménages de même taille dans cette zone. Prière de corriger ou de confirmer avec le QG. Attention ! Soupçons de quantité anormale! Le ménage de DEMBA CISSE avec une taille de 5 personnes a consommé 8 Tas en Petit de Feuilles de  Haricot qui est relativement élevé comme consommation par rapport à la condition de vie des autres ménages de même taille dans cette zone. Prière de corriger ou de confirmer avec le QG. Avertissement!! La quantité (4.75 litre) du produit Huile de soja  consommée  par le ménage semble très élevé, prière de corriger ou confirmer avec le QG. Attention ! Soupçons de quantité anormale! Le ménage de DEMBA CISSE avec une taille de 5 personnes a consommé 4.75 Litre en taille unique de Huile de soja  qui est relativement élevé comme consommation par rapport à la condition de vie des autres ménages de même taille dans cette zone. Prière de corriger ou de confirmer avec le QG. Avertissement!!! Le ménage a consommé 7 Paquet Petit de Thé en sachet, cette quantité semble anormale pour une consommation des 7 derniers jours.Prière de corriger ou de confirmer avec le QG. Avertissement!! le prix unitaire (100 Fcfa) de Thé en sachet (unité: Paquet) de taille Petit est très faible ou élevé. Prière de corriger ou de confirmer avec le QG. Incohérence!! Dans ce ménage, chaque individus consomme par jour 81.21772 Kg  de cereale; Prière de revoir les quantités prises de ces produits. Incohérence!! Dans ce ménage, chaque individus consomme par jour 81.21772 Kg  de cereale; Prière de revoir les quantités prises de ces produits.</w:t>
       </w:r>
     </w:p>
     <w:p>
@@ -6525,7 +6462,7 @@
         <w:br/>
         <w:t xml:space="preserve">- Peu probable! Mamour  Samassa  n'arrive pas  à comprendre un petit texte lu dans une langue locale (s02q03). Veuillez corriger ou donner des explications au QG. </w:t>
         <w:br/>
-        <w:t xml:space="preserve">- Peu probable! fatou samassa  n'arrive pas  à comprendre un petit texte lu dans une langue locale (s02q03). Veuillez corriger ou donner des explications au QG. Dans les milieux urbains c'est peu probable de voir une école dont les élèves ou étudiants ne dépensent pas en frais d'uniformes, prière de verifier pour fatou samassa et corriger ou confirmer avec le QG. Attention ! Le frais de scolarité (8000 Fcfa) de fatou samassa en 1ére année de Secondaire 1 (Moyen) Général est relativement élevé par rapport aux autres frais de scolarités observés dans cette zone. Prière de corriger ou de confirmer avec le QG. </w:t>
+        <w:t xml:space="preserve">- Peu probable! fatou samassa  n'arrive pas  à comprendre un petit texte lu dans une langue locale (s02q03). Veuillez corriger ou donner des explications au QG. Dans les milieux urbains c'est peu probable de voir une école dont les élèves ou étudiants ne dépensent pas en frais d'uniformes, prière de verifier pour fatou samassa et corriger ou confirmer avec le QG. </w:t>
         <w:br/>
         <w:t xml:space="preserve">- Peu probable! fatoumata Bessane  n'arrive pas  à comprendre un petit texte lu dans une langue locale (s02q03). Veuillez corriger ou donner des explications au QG. Peu probable! fatoumata Bessane  ne sait ni lire, ni écrire, ni comprendre dans aucune des langues  (s02q01,s02q02,s02q03). Veuillez corriger ou donner des explications au QG. </w:t>
         <w:br/>
@@ -6602,7 +6539,7 @@
         <w:rPr>
           <w:sz w:val="20"/>
         </w:rPr>
-        <w:t>- Incohérence!! Dans ce ménage, chaque individus consomme par jour 26.07524 Kg  de cereale; Prière de revoir les quantités prises de ces produits. Le ménage a consommé Ail mais les informations sur la quantité, l'unité ou la taille ne sont pas renseignées.Prière de renseigner. Le ménage a consommé Arachides décortiquées mais les informations sur la quantité, l'unité ou la taille ne sont pas renseignées.Prière de renseigner. Le ménage a consommé Aubergine sauvage  mais les informations sur la quantité, l'unité ou la taille ne sont pas renseignées.Prière de renseigner. Le ménage a consommé Beurre mais les informations sur la quantité, l'unité ou la taille ne sont pas renseignées.Prière de renseigner. Le ménage a consommé Biscuits mais les informations sur la quantité, l'unité ou la taille ne sont pas renseignées.Prière de renseigner. Le ménage a consommé Café en poudre soluble mais les informations sur la quantité, l'unité ou la taille ne sont pas renseignées.Prière de renseigner. Le ménage a consommé Capitaine frais mais les informations sur la quantité, l'unité ou la taille ne sont pas renseignées.Prière de renseigner. Le ménage a consommé Carotte mais les informations sur la quantité, l'unité ou la taille ne sont pas renseignées.Prière de renseigner. Le ménage a consommé Choux mais les informations sur la quantité, l'unité ou la taille ne sont pas renseignées.Prière de renseigner. Le ménage a consommé Citron mais les informations sur la quantité, l'unité ou la taille ne sont pas renseignées.Prière de renseigner. Le ménage a consommé Concentré de tomate mais les informations sur la quantité, l'unité ou la taille ne sont pas renseignées.Prière de renseigner. Le ménage a consommé Courge mais les informations sur la quantité, l'unité ou la taille ne sont pas renseignées.Prière de renseigner. Le ménage a consommé Cube alimentaire (Maggi, Jumbo, ) mais les informations sur la quantité, l'unité ou la taille ne sont pas renseignées.Prière de renseigner. Le ménage a consommé Feuilles de  Haricot mais les informations sur la quantité, l'unité ou la taille ne sont pas renseignées.Prière de renseigner. Le ménage a consommé Feuilles de Fakoye (Feuille de corete) mais les informations sur la quantité, l'unité ou la taille ne sont pas renseignées.Prière de renseigner. Le ménage a consommé Feuilles de patate mais les informations sur la quantité, l'unité ou la taille ne sont pas renseignées.Prière de renseigner. Le ménage a consommé Gombo en poudre mais les informations sur la quantité, l'unité ou la taille ne sont pas renseignées.Prière de renseigner. Le ménage a consommé Gombo frais mais les informations sur la quantité, l'unité ou la taille ne sont pas renseignées.Prière de renseigner. Le ménage a consommé Huile de palme brute mais les informations sur la quantité, l'unité ou la taille ne sont pas renseignées.Prière de renseigner. Le ménage a consommé Huile de soja  mais les informations sur la quantité, l'unité ou la taille ne sont pas renseignées.Prière de renseigner. Le ménage a consommé Lait en poudre mais les informations sur la quantité, l'unité ou la taille ne sont pas renseignées.Prière de renseigner. Le ménage a consommé Macaroni mais les informations sur la quantité, l'unité ou la taille ne sont pas renseignées.Prière de renseigner. Le ménage a consommé Manioc en tubercules mais les informations sur la quantité, l'unité ou la taille ne sont pas renseignées.Prière de renseigner. Le ménage a consommé Maïs en grain mais les informations sur la quantité, l'unité ou la taille ne sont pas renseignées.Prière de renseigner. Le ménage a consommé Mil mais les informations sur la quantité, l'unité ou la taille ne sont pas renseignées.Prière de renseigner. Le ménage a consommé Mâchoiron séchée (Kon) mais les informations sur la quantité, l'unité ou la taille ne sont pas renseignées.Prière de renseigner. Le ménage a consommé Oignon frais mais les informations sur la quantité, l'unité ou la taille ne sont pas renseignées.Prière de renseigner. Le ménage a consommé Pain moderne (Baguette) mais les informations sur la quantité, l'unité ou la taille ne sont pas renseignées.Prière de renseigner. Le ménage a consommé Patate douce mais les informations sur la quantité, l'unité ou la taille ne sont pas renseignées.Prière de renseigner. Le ménage a consommé Petit cola mais les informations sur la quantité, l'unité ou la taille ne sont pas renseignées.Prière de renseigner. Le ménage a consommé Piment frais mais les informations sur la quantité, l'unité ou la taille ne sont pas renseignées.Prière de renseigner. Le ménage a consommé Piment séché mais les informations sur la quantité, l'unité ou la taille ne sont pas renseignées.Prière de renseigner. Le ménage a consommé Poireau mais les informations sur la quantité, l'unité ou la taille ne sont pas renseignées.Prière de renseigner. Le ménage a consommé Poivre mais les informations sur la quantité, l'unité ou la taille ne sont pas renseignées.Prière de renseigner. Le ménage a consommé Poivron frais mais les informations sur la quantité, l'unité ou la taille ne sont pas renseignées.Prière de renseigner. Le ménage a consommé Pomme de terre mais les informations sur la quantité, l'unité ou la taille ne sont pas renseignées.Prière de renseigner. Le ménage a consommé Sel mais les informations sur la quantité, l'unité ou la taille ne sont pas renseignées.Prière de renseigner. Difficile de consommer le Sel en   prière de verifier. Le ménage a consommé Silure fumé mais les informations sur la quantité, l'unité ou la taille ne sont pas renseignées.Prière de renseigner. Le ménage a consommé Silure séché mais les informations sur la quantité, l'unité ou la taille ne sont pas renseignées.Prière de renseigner. Le ménage a consommé Soumbala (moutarde africaine) mais les informations sur la quantité, l'unité ou la taille ne sont pas renseignées.Prière de renseigner. Le ménage a consommé Spaghettis mais les informations sur la quantité, l'unité ou la taille ne sont pas renseignées.Prière de renseigner. Le ménage a consommé Sucre en poudre  mais les informations sur la quantité, l'unité ou la taille ne sont pas renseignées.Prière de renseigner. Le ménage a consommé Thé en sachet mais les informations sur la quantité, l'unité ou la taille ne sont pas renseignées.Prière de renseigner. Avertissement!!! Le ménage a consommé .a   de Thé en sachet, cette quantité semble anormale pour une consommation des 7 derniers jours.Les ménages consomment géneralement en sachet ou en paquet, prière de corriger ou de confirmer avec le QG. Le ménage a consommé Tomate fraîche mais les informations sur la quantité, l'unité ou la taille ne sont pas renseignées.Prière de renseigner. Le ménage a consommé Viande de bœuf: filet, faux-filet mais les informations sur la quantité, l'unité ou la taille ne sont pas renseignées.Prière de renseigner. Le ménage a consommé Vinaigre de vin mais les informations sur la quantité, l'unité ou la taille ne sont pas renseignées.Prière de renseigner.</w:t>
+        <w:t>- Incohérence!! Dans ce ménage, chaque individus consomme par jour 67.18032 Kg  de cereale; Prière de revoir les quantités prises de ces produits. Le ménage a consommé Ail mais les informations sur la quantité, l'unité ou la taille ne sont pas renseignées.Prière de renseigner. Le ménage a consommé Arachides décortiquées mais les informations sur la quantité, l'unité ou la taille ne sont pas renseignées.Prière de renseigner. Le ménage a consommé Aubergine sauvage  mais les informations sur la quantité, l'unité ou la taille ne sont pas renseignées.Prière de renseigner. Le ménage a consommé Beurre mais les informations sur la quantité, l'unité ou la taille ne sont pas renseignées.Prière de renseigner. Le ménage a consommé Biscuits mais les informations sur la quantité, l'unité ou la taille ne sont pas renseignées.Prière de renseigner. Le ménage a consommé Café en poudre soluble mais les informations sur la quantité, l'unité ou la taille ne sont pas renseignées.Prière de renseigner. Le ménage a consommé Capitaine frais mais les informations sur la quantité, l'unité ou la taille ne sont pas renseignées.Prière de renseigner. Le ménage a consommé Carotte mais les informations sur la quantité, l'unité ou la taille ne sont pas renseignées.Prière de renseigner. Le ménage a consommé Choux mais les informations sur la quantité, l'unité ou la taille ne sont pas renseignées.Prière de renseigner. Le ménage a consommé Citron mais les informations sur la quantité, l'unité ou la taille ne sont pas renseignées.Prière de renseigner. Le ménage a consommé Concentré de tomate mais les informations sur la quantité, l'unité ou la taille ne sont pas renseignées.Prière de renseigner. Le ménage a consommé Courge mais les informations sur la quantité, l'unité ou la taille ne sont pas renseignées.Prière de renseigner. Le ménage a consommé Cube alimentaire (Maggi, Jumbo, ) mais les informations sur la quantité, l'unité ou la taille ne sont pas renseignées.Prière de renseigner. Le ménage a consommé Feuilles de  Haricot mais les informations sur la quantité, l'unité ou la taille ne sont pas renseignées.Prière de renseigner. Le ménage a consommé Feuilles de Fakoye (Feuille de corete) mais les informations sur la quantité, l'unité ou la taille ne sont pas renseignées.Prière de renseigner. Le ménage a consommé Feuilles de patate mais les informations sur la quantité, l'unité ou la taille ne sont pas renseignées.Prière de renseigner. Le ménage a consommé Gombo en poudre mais les informations sur la quantité, l'unité ou la taille ne sont pas renseignées.Prière de renseigner. Le ménage a consommé Gombo frais mais les informations sur la quantité, l'unité ou la taille ne sont pas renseignées.Prière de renseigner. Le ménage a consommé Huile de palme brute mais les informations sur la quantité, l'unité ou la taille ne sont pas renseignées.Prière de renseigner. Le ménage a consommé Huile de soja  mais les informations sur la quantité, l'unité ou la taille ne sont pas renseignées.Prière de renseigner. Le ménage a consommé Lait en poudre mais les informations sur la quantité, l'unité ou la taille ne sont pas renseignées.Prière de renseigner. Le ménage a consommé Macaroni mais les informations sur la quantité, l'unité ou la taille ne sont pas renseignées.Prière de renseigner. Le ménage a consommé Manioc en tubercules mais les informations sur la quantité, l'unité ou la taille ne sont pas renseignées.Prière de renseigner. Le ménage a consommé Maïs en grain mais les informations sur la quantité, l'unité ou la taille ne sont pas renseignées.Prière de renseigner. Le ménage a consommé Mil mais les informations sur la quantité, l'unité ou la taille ne sont pas renseignées.Prière de renseigner. Le ménage a consommé Mâchoiron séchée (Kon) mais les informations sur la quantité, l'unité ou la taille ne sont pas renseignées.Prière de renseigner. Le ménage a consommé Oignon frais mais les informations sur la quantité, l'unité ou la taille ne sont pas renseignées.Prière de renseigner. Le ménage a consommé Pain moderne (Baguette) mais les informations sur la quantité, l'unité ou la taille ne sont pas renseignées.Prière de renseigner. Le ménage a consommé Patate douce mais les informations sur la quantité, l'unité ou la taille ne sont pas renseignées.Prière de renseigner. Le ménage a consommé Petit cola mais les informations sur la quantité, l'unité ou la taille ne sont pas renseignées.Prière de renseigner. Le ménage a consommé Piment frais mais les informations sur la quantité, l'unité ou la taille ne sont pas renseignées.Prière de renseigner. Le ménage a consommé Piment séché mais les informations sur la quantité, l'unité ou la taille ne sont pas renseignées.Prière de renseigner. Le ménage a consommé Poireau mais les informations sur la quantité, l'unité ou la taille ne sont pas renseignées.Prière de renseigner. Le ménage a consommé Poivre mais les informations sur la quantité, l'unité ou la taille ne sont pas renseignées.Prière de renseigner. Le ménage a consommé Poivron frais mais les informations sur la quantité, l'unité ou la taille ne sont pas renseignées.Prière de renseigner. Le ménage a consommé Pomme de terre mais les informations sur la quantité, l'unité ou la taille ne sont pas renseignées.Prière de renseigner. Le ménage a consommé Sel mais les informations sur la quantité, l'unité ou la taille ne sont pas renseignées.Prière de renseigner. Difficile de consommer le Sel en   prière de verifier. Le ménage a consommé Silure fumé mais les informations sur la quantité, l'unité ou la taille ne sont pas renseignées.Prière de renseigner. Le ménage a consommé Silure séché mais les informations sur la quantité, l'unité ou la taille ne sont pas renseignées.Prière de renseigner. Le ménage a consommé Soumbala (moutarde africaine) mais les informations sur la quantité, l'unité ou la taille ne sont pas renseignées.Prière de renseigner. Le ménage a consommé Spaghettis mais les informations sur la quantité, l'unité ou la taille ne sont pas renseignées.Prière de renseigner. Le ménage a consommé Sucre en poudre  mais les informations sur la quantité, l'unité ou la taille ne sont pas renseignées.Prière de renseigner. Le ménage a consommé Thé en sachet mais les informations sur la quantité, l'unité ou la taille ne sont pas renseignées.Prière de renseigner. Avertissement!!! Le ménage a consommé .a   de Thé en sachet, cette quantité semble anormale pour une consommation des 7 derniers jours.Les ménages consomment géneralement en sachet ou en paquet, prière de corriger ou de confirmer avec le QG. Le ménage a consommé Tomate fraîche mais les informations sur la quantité, l'unité ou la taille ne sont pas renseignées.Prière de renseigner. Le ménage a consommé Viande de bœuf: filet, faux-filet mais les informations sur la quantité, l'unité ou la taille ne sont pas renseignées.Prière de renseigner. Le ménage a consommé Vinaigre de vin mais les informations sur la quantité, l'unité ou la taille ne sont pas renseignées.Prière de renseigner.</w:t>
       </w:r>
     </w:p>
     <w:p>
@@ -7266,7 +7203,7 @@
         <w:rPr>
           <w:sz w:val="20"/>
         </w:rPr>
-        <w:t>- Attention ! Le prix unitaire d'achat (200 Fcfa) de Carotte en Pièce (Moyen) est relativement élevé par rapport aux autres prix observés dans cette zone. Prière de corriger ou de confirmer avec le QG. Avertissement!!! Le ménage a consommé 17 Paquet Petit de Thé en sachet, cette quantité semble anormale pour une consommation des 7 derniers jours.Prière de corriger ou de confirmer avec le QG. Attention ! Le prix unitaire d'achat (1000 Fcfa) de Thé en sachet en Boite (Autre que la boite/pot de tomate) (Petit) est relativement élevé par rapport aux autres prix observés dans cette zone. Prière de corriger ou de confirmer avec le QG. Avertissement!!! Le ménage a consommé 9 Pièce Petit de Maquereau congelé, cette quantité semble anormale pour une consommation des 7 derniers jours.Prière de corriger ou de confirmer avec le QG. Incohérence!! Dans ce ménage, chaque individus consomme par jour 21.39029 Kg  de cereale; Prière de revoir les quantités prises de ces produits. Incohérence!! Dans ce ménage, chaque individus consomme par jour 21.39029 Kg  de cereale; Prière de revoir les quantités prises de ces produits. Incohérence!! Dans ce ménage, chaque individus consomme par jour 21.39029 Kg  de cereale; Prière de revoir les quantités prises de ces produits.</w:t>
+        <w:t>- Attention ! Le prix unitaire d'achat (1700 Fcfa) de Cube alimentaire (Maggi, Jumbo, ) en Tablette (Moyen) est relativement élevé par rapport aux autres prix observés dans cette zone. Prière de corriger ou de confirmer avec le QG. Attention ! Le prix unitaire d'achat (200 Fcfa) de Carotte en Pièce (Moyen) est relativement élevé par rapport aux autres prix observés dans cette zone. Prière de corriger ou de confirmer avec le QG. Avertissement!!! Le ménage a consommé 17 Paquet Petit de Thé en sachet, cette quantité semble anormale pour une consommation des 7 derniers jours.Prière de corriger ou de confirmer avec le QG. Attention ! Le prix unitaire d'achat (1000 Fcfa) de Thé en sachet en Boite (Autre que la boite/pot de tomate) (Petit) est relativement élevé par rapport aux autres prix observés dans cette zone. Prière de corriger ou de confirmer avec le QG. Avertissement!!! Le ménage a consommé 9 Pièce Petit de Maquereau congelé, cette quantité semble anormale pour une consommation des 7 derniers jours.Prière de corriger ou de confirmer avec le QG. Incohérence!! Dans ce ménage, chaque individus consomme par jour 38.11257 Kg  de cereale; Prière de revoir les quantités prises de ces produits. Incohérence!! Dans ce ménage, chaque individus consomme par jour 38.11257 Kg  de cereale; Prière de revoir les quantités prises de ces produits. Incohérence!! Dans ce ménage, chaque individus consomme par jour 38.11257 Kg  de cereale; Prière de revoir les quantités prises de ces produits.</w:t>
       </w:r>
     </w:p>
     <w:p>
@@ -7309,6 +7246,27 @@
           <w:sz w:val="20"/>
         </w:rPr>
         <w:t>- Le montant dépensé de l'entreprise ENTREPRISE AISSATA DIATTA en achat de matières premières pour les produits vendus au cours des 30 derniers jours ou durant le dernier mois où l'entreprise a fonctionné ne peut pas être supéreur aux montants obtenus sur la vente de produits transformés par l'entreprise au cours de cette même période où l'entreprise a fonctionné (s10q49 &gt; s10q48), prière de corriger. Cette entreprise ENTREPRISE AISSATA DIATTA dit avoir obtenu une valeur sur les marchandises vendu en etat et les marchandises vendu après transformation. L'entreprise ENTREPRISE AISSATA DIATTA est généralement une entreprise commerciale ou de service dont elle ne depense pas en achat de matières premières.Elle ne transforme pas de produit donc ne peut pas obtenir un montant sur la vente des produits transformés (10.48 ou 10.49). Prière de mettre 0 pour ces questions si elles ne font pas de transformation.</w:t>
+      </w:r>
+    </w:p>
+    <w:p>
+      <w:r>
+        <w:rPr>
+          <w:b/>
+          <w:color w:val="4672C4"/>
+          <w:sz w:val="22"/>
+        </w:rPr>
+        <w:t>&gt;&gt; Section12 - Actifs du menage</w:t>
+      </w:r>
+    </w:p>
+    <w:p>
+      <w:pPr>
+        <w:ind w:left="283"/>
+      </w:pPr>
+      <w:r>
+        <w:rPr>
+          <w:sz w:val="20"/>
+        </w:rPr>
+        <w:t>- Attention ! Ordinateur a été revendu à 115000 Fcfa qui est relativement élevé par rapport aux autres prix de revente observés dans cette zone. Prière de corriger ou de confirmer avec le QG.</w:t>
       </w:r>
     </w:p>
     <w:p>
